--- a/Lab Experiments/Lab Exp.docx
+++ b/Lab Experiments/Lab Exp.docx
@@ -1,6 +1,6 @@
 
 <file path=word/document.xml><?xml version="1.0" encoding="utf-8"?>
-<w:document xmlns:wpc="http://schemas.microsoft.com/office/word/2010/wordprocessingCanvas" xmlns:cx="http://schemas.microsoft.com/office/drawing/2014/chartex" xmlns:cx1="http://schemas.microsoft.com/office/drawing/2015/9/8/chartex" xmlns:cx2="http://schemas.microsoft.com/office/drawing/2015/10/21/chartex" xmlns:cx3="http://schemas.microsoft.com/office/drawing/2016/5/9/chartex" xmlns:cx4="http://schemas.microsoft.com/office/drawing/2016/5/10/chartex" xmlns:cx5="http://schemas.microsoft.com/office/drawing/2016/5/11/chartex" xmlns:cx6="http://schemas.microsoft.com/office/drawing/2016/5/12/chartex" xmlns:cx7="http://schemas.microsoft.com/office/drawing/2016/5/13/chartex" xmlns:cx8="http://schemas.microsoft.com/office/drawing/2016/5/14/chartex" xmlns:mc="http://schemas.openxmlformats.org/markup-compatibility/2006" xmlns:aink="http://schemas.microsoft.com/office/drawing/2016/ink" xmlns:am3d="http://schemas.microsoft.com/office/drawing/2017/model3d" xmlns:o="urn:schemas-microsoft-com:office:office" xmlns:oel="http://schemas.microsoft.com/office/2019/extlst" xmlns:r="http://schemas.openxmlformats.org/officeDocument/2006/relationships" xmlns:m="http://schemas.openxmlformats.org/officeDocument/2006/math" xmlns:v="urn:schemas-microsoft-com:vml" xmlns:wp14="http://schemas.microsoft.com/office/word/2010/wordprocessingDrawing" xmlns:wp="http://schemas.openxmlformats.org/drawingml/2006/wordprocessingDrawing" xmlns:w10="urn:schemas-microsoft-com:office:word" xmlns:w="http://schemas.openxmlformats.org/wordprocessingml/2006/main" xmlns:w14="http://schemas.microsoft.com/office/word/2010/wordml" xmlns:w15="http://schemas.microsoft.com/office/word/2012/wordml" xmlns:w16cex="http://schemas.microsoft.com/office/word/2018/wordml/cex" xmlns:w16cid="http://schemas.microsoft.com/office/word/2016/wordml/cid" xmlns:w16="http://schemas.microsoft.com/office/word/2018/wordml" xmlns:w16du="http://schemas.microsoft.com/office/word/2023/wordml/word16du" xmlns:w16sdtdh="http://schemas.microsoft.com/office/word/2020/wordml/sdtdatahash" xmlns:w16sdtfl="http://schemas.microsoft.com/office/word/2024/wordml/sdtformatlock" xmlns:w16se="http://schemas.microsoft.com/office/word/2015/wordml/symex" xmlns:wpg="http://schemas.microsoft.com/office/word/2010/wordprocessingGroup" xmlns:wpi="http://schemas.microsoft.com/office/word/2010/wordprocessingInk" xmlns:wne="http://schemas.microsoft.com/office/word/2006/wordml" xmlns:wps="http://schemas.microsoft.com/office/word/2010/wordprocessingShape" mc:Ignorable="w14 w15 w16se w16cid w16 w16cex w16sdtdh w16sdtfl w16du wp14">
+<w:document xmlns:wpc="http://schemas.microsoft.com/office/word/2010/wordprocessingCanvas" xmlns:cx="http://schemas.microsoft.com/office/drawing/2014/chartex" xmlns:cx1="http://schemas.microsoft.com/office/drawing/2015/9/8/chartex" xmlns:cx2="http://schemas.microsoft.com/office/drawing/2015/10/21/chartex" xmlns:cx3="http://schemas.microsoft.com/office/drawing/2016/5/9/chartex" xmlns:cx4="http://schemas.microsoft.com/office/drawing/2016/5/10/chartex" xmlns:cx5="http://schemas.microsoft.com/office/drawing/2016/5/11/chartex" xmlns:cx6="http://schemas.microsoft.com/office/drawing/2016/5/12/chartex" xmlns:cx7="http://schemas.microsoft.com/office/drawing/2016/5/13/chartex" xmlns:cx8="http://schemas.microsoft.com/office/drawing/2016/5/14/chartex" xmlns:mc="http://schemas.openxmlformats.org/markup-compatibility/2006" xmlns:aink="http://schemas.microsoft.com/office/drawing/2016/ink" xmlns:am3d="http://schemas.microsoft.com/office/drawing/2017/model3d" xmlns:o="urn:schemas-microsoft-com:office:office" xmlns:oel="http://schemas.microsoft.com/office/2019/extlst" xmlns:r="http://schemas.openxmlformats.org/officeDocument/2006/relationships" xmlns:m="http://schemas.openxmlformats.org/officeDocument/2006/math" xmlns:v="urn:schemas-microsoft-com:vml" xmlns:wp14="http://schemas.microsoft.com/office/word/2010/wordprocessingDrawing" xmlns:wp="http://schemas.openxmlformats.org/drawingml/2006/wordprocessingDrawing" xmlns:w10="urn:schemas-microsoft-com:office:word" xmlns:w="http://schemas.openxmlformats.org/wordprocessingml/2006/main" xmlns:w14="http://schemas.microsoft.com/office/word/2010/wordml" xmlns:w15="http://schemas.microsoft.com/office/word/2012/wordml" xmlns:w16cei="http://schemas.microsoft.com/office/word/2026/wordml/cei" xmlns:w16cex="http://schemas.microsoft.com/office/word/2018/wordml/cex" xmlns:w16cid="http://schemas.microsoft.com/office/word/2016/wordml/cid" xmlns:w16="http://schemas.microsoft.com/office/word/2018/wordml" xmlns:w16du="http://schemas.microsoft.com/office/word/2023/wordml/word16du" xmlns:w16sdtdh="http://schemas.microsoft.com/office/word/2020/wordml/sdtdatahash" xmlns:w16sdtfl="http://schemas.microsoft.com/office/word/2024/wordml/sdtformatlock" xmlns:w16se="http://schemas.microsoft.com/office/word/2015/wordml/symex" xmlns:wpg="http://schemas.microsoft.com/office/word/2010/wordprocessingGroup" xmlns:wpi="http://schemas.microsoft.com/office/word/2010/wordprocessingInk" xmlns:wne="http://schemas.microsoft.com/office/word/2006/wordml" xmlns:wps="http://schemas.microsoft.com/office/word/2010/wordprocessingShape" mc:Ignorable="w14 w15 w16se w16cid w16 w16cex w16sdtdh w16sdtfl w16du wp14">
   <w:body>
     <w:p>
       <w:pPr>
@@ -2798,12 +2798,988 @@
         <w:pStyle w:val="Heading2"/>
       </w:pPr>
     </w:p>
+    <w:p/>
+    <w:p/>
     <w:p>
       <w:pPr>
         <w:pStyle w:val="Heading2"/>
       </w:pPr>
       <w:r>
-        <w:t>Experiment No: 6</w:t>
+        <w:t>Experiment No: 7</w:t>
+      </w:r>
+    </w:p>
+    <w:p>
+      <w:pPr>
+        <w:rPr>
+          <w:bCs/>
+        </w:rPr>
+      </w:pPr>
+      <w:r>
+        <w:rPr>
+          <w:b/>
+        </w:rPr>
+        <w:t>Experiment Name:</w:t>
+      </w:r>
+      <w:r>
+        <w:rPr>
+          <w:b/>
+        </w:rPr>
+        <w:t xml:space="preserve"> </w:t>
+      </w:r>
+      <w:r>
+        <w:rPr>
+          <w:bCs/>
+        </w:rPr>
+        <w:t>Monoalphabetic Cipher</w:t>
+      </w:r>
+    </w:p>
+    <w:p>
+      <w:pPr>
+        <w:rPr>
+          <w:bCs/>
+        </w:rPr>
+      </w:pPr>
+      <w:r>
+        <w:rPr>
+          <w:b/>
+        </w:rPr>
+        <w:t xml:space="preserve">Aim: </w:t>
+      </w:r>
+      <w:r>
+        <w:rPr>
+          <w:bCs/>
+        </w:rPr>
+        <w:t>To implement the Monoalphabetic Cipher using Python for encryption and decryption.</w:t>
+      </w:r>
+    </w:p>
+    <w:p>
+      <w:pPr>
+        <w:rPr>
+          <w:b/>
+        </w:rPr>
+      </w:pPr>
+      <w:r>
+        <w:rPr>
+          <w:b/>
+        </w:rPr>
+        <w:t>Algorithm:</w:t>
+      </w:r>
+      <w:r>
+        <w:rPr>
+          <w:b/>
+        </w:rPr>
+        <w:t xml:space="preserve"> </w:t>
+      </w:r>
+    </w:p>
+    <w:p>
+      <w:pPr>
+        <w:pStyle w:val="ListParagraph"/>
+        <w:numPr>
+          <w:ilvl w:val="0"/>
+          <w:numId w:val="23"/>
+        </w:numPr>
+        <w:spacing w:after="0" w:line="240" w:lineRule="auto"/>
+      </w:pPr>
+      <w:r>
+        <w:t>Read the plaintext from the user.</w:t>
+      </w:r>
+    </w:p>
+    <w:p>
+      <w:pPr>
+        <w:spacing w:after="0" w:line="240" w:lineRule="auto"/>
+      </w:pPr>
+    </w:p>
+    <w:p>
+      <w:pPr>
+        <w:pStyle w:val="ListParagraph"/>
+        <w:numPr>
+          <w:ilvl w:val="0"/>
+          <w:numId w:val="23"/>
+        </w:numPr>
+        <w:spacing w:after="0" w:line="240" w:lineRule="auto"/>
+      </w:pPr>
+      <w:r>
+        <w:t>Define a substitution key (mapping of alphabets).</w:t>
+      </w:r>
+    </w:p>
+    <w:p>
+      <w:pPr>
+        <w:spacing w:after="0" w:line="240" w:lineRule="auto"/>
+      </w:pPr>
+    </w:p>
+    <w:p>
+      <w:pPr>
+        <w:pStyle w:val="ListParagraph"/>
+        <w:numPr>
+          <w:ilvl w:val="0"/>
+          <w:numId w:val="23"/>
+        </w:numPr>
+        <w:spacing w:after="0" w:line="240" w:lineRule="auto"/>
+      </w:pPr>
+      <w:r>
+        <w:t>For each character in the plaintext:</w:t>
+      </w:r>
+    </w:p>
+    <w:p>
+      <w:pPr>
+        <w:spacing w:after="0" w:line="240" w:lineRule="auto"/>
+      </w:pPr>
+    </w:p>
+    <w:p>
+      <w:pPr>
+        <w:pStyle w:val="ListParagraph"/>
+        <w:numPr>
+          <w:ilvl w:val="0"/>
+          <w:numId w:val="23"/>
+        </w:numPr>
+        <w:spacing w:after="0" w:line="240" w:lineRule="auto"/>
+      </w:pPr>
+      <w:r>
+        <w:t>If it is an alphabet, replace it with the corresponding character from the substitution key.</w:t>
+      </w:r>
+    </w:p>
+    <w:p>
+      <w:pPr>
+        <w:spacing w:after="0" w:line="240" w:lineRule="auto"/>
+      </w:pPr>
+    </w:p>
+    <w:p>
+      <w:pPr>
+        <w:pStyle w:val="ListParagraph"/>
+        <w:numPr>
+          <w:ilvl w:val="0"/>
+          <w:numId w:val="23"/>
+        </w:numPr>
+        <w:spacing w:after="0" w:line="240" w:lineRule="auto"/>
+      </w:pPr>
+      <w:r>
+        <w:t>Otherwise, leave it unchanged.</w:t>
+      </w:r>
+    </w:p>
+    <w:p>
+      <w:pPr>
+        <w:spacing w:after="0" w:line="240" w:lineRule="auto"/>
+      </w:pPr>
+    </w:p>
+    <w:p>
+      <w:pPr>
+        <w:pStyle w:val="ListParagraph"/>
+        <w:numPr>
+          <w:ilvl w:val="0"/>
+          <w:numId w:val="23"/>
+        </w:numPr>
+        <w:spacing w:after="0" w:line="240" w:lineRule="auto"/>
+      </w:pPr>
+      <w:r>
+        <w:lastRenderedPageBreak/>
+        <w:t>Display the encrypted text.</w:t>
+      </w:r>
+    </w:p>
+    <w:p>
+      <w:pPr>
+        <w:spacing w:after="0" w:line="240" w:lineRule="auto"/>
+      </w:pPr>
+    </w:p>
+    <w:p>
+      <w:pPr>
+        <w:pStyle w:val="ListParagraph"/>
+        <w:numPr>
+          <w:ilvl w:val="0"/>
+          <w:numId w:val="23"/>
+        </w:numPr>
+        <w:spacing w:after="0" w:line="240" w:lineRule="auto"/>
+      </w:pPr>
+      <w:r>
+        <w:t>To decrypt, use the reverse mapping of the substitution key.</w:t>
+      </w:r>
+    </w:p>
+    <w:p>
+      <w:pPr>
+        <w:spacing w:after="0" w:line="240" w:lineRule="auto"/>
+      </w:pPr>
+    </w:p>
+    <w:p>
+      <w:pPr>
+        <w:pStyle w:val="ListParagraph"/>
+        <w:numPr>
+          <w:ilvl w:val="0"/>
+          <w:numId w:val="23"/>
+        </w:numPr>
+        <w:spacing w:after="0" w:line="240" w:lineRule="auto"/>
+      </w:pPr>
+      <w:r>
+        <w:t>Display the decrypted text.</w:t>
+      </w:r>
+    </w:p>
+    <w:p>
+      <w:pPr>
+        <w:pStyle w:val="ListParagraph"/>
+        <w:spacing w:after="0" w:line="240" w:lineRule="auto"/>
+      </w:pPr>
+    </w:p>
+    <w:p>
+      <w:pPr>
+        <w:spacing w:after="0" w:line="240" w:lineRule="auto"/>
+        <w:rPr>
+          <w:b/>
+          <w:bCs/>
+        </w:rPr>
+      </w:pPr>
+      <w:r>
+        <w:rPr>
+          <w:b/>
+          <w:bCs/>
+        </w:rPr>
+        <w:t xml:space="preserve">Code: </w:t>
+      </w:r>
+    </w:p>
+    <w:p>
+      <w:pPr>
+        <w:spacing w:after="0" w:line="240" w:lineRule="auto"/>
+        <w:rPr>
+          <w:bCs/>
+        </w:rPr>
+      </w:pPr>
+      <w:r>
+        <w:rPr>
+          <w:bCs/>
+        </w:rPr>
+        <w:t xml:space="preserve">       </w:t>
+      </w:r>
+      <w:r>
+        <w:rPr>
+          <w:bCs/>
+        </w:rPr>
+        <w:t># Monoalphabetic Cipher</w:t>
+      </w:r>
+    </w:p>
+    <w:p>
+      <w:pPr>
+        <w:spacing w:after="0" w:line="240" w:lineRule="auto"/>
+        <w:rPr>
+          <w:bCs/>
+        </w:rPr>
+      </w:pPr>
+    </w:p>
+    <w:p>
+      <w:pPr>
+        <w:spacing w:after="0" w:line="240" w:lineRule="auto"/>
+        <w:rPr>
+          <w:bCs/>
+        </w:rPr>
+      </w:pPr>
+      <w:r>
+        <w:rPr>
+          <w:bCs/>
+        </w:rPr>
+        <w:t>alphabet = "ABCDEFGHIJKLMNOPQRSTUVWXYZ"</w:t>
+      </w:r>
+    </w:p>
+    <w:p>
+      <w:pPr>
+        <w:spacing w:after="0" w:line="240" w:lineRule="auto"/>
+        <w:rPr>
+          <w:bCs/>
+        </w:rPr>
+      </w:pPr>
+      <w:r>
+        <w:rPr>
+          <w:bCs/>
+        </w:rPr>
+        <w:t>key = "QWERTYUIOPASDFGHJKLZXCVBNM"</w:t>
+      </w:r>
+    </w:p>
+    <w:p>
+      <w:pPr>
+        <w:spacing w:after="0" w:line="240" w:lineRule="auto"/>
+        <w:rPr>
+          <w:bCs/>
+        </w:rPr>
+      </w:pPr>
+    </w:p>
+    <w:p>
+      <w:pPr>
+        <w:spacing w:after="0" w:line="240" w:lineRule="auto"/>
+        <w:rPr>
+          <w:bCs/>
+        </w:rPr>
+      </w:pPr>
+      <w:proofErr w:type="spellStart"/>
+      <w:r>
+        <w:rPr>
+          <w:bCs/>
+        </w:rPr>
+        <w:t>encrypt_dict</w:t>
+      </w:r>
+      <w:proofErr w:type="spellEnd"/>
+      <w:r>
+        <w:rPr>
+          <w:bCs/>
+        </w:rPr>
+        <w:t xml:space="preserve"> = {}</w:t>
+      </w:r>
+    </w:p>
+    <w:p>
+      <w:pPr>
+        <w:spacing w:after="0" w:line="240" w:lineRule="auto"/>
+        <w:rPr>
+          <w:bCs/>
+        </w:rPr>
+      </w:pPr>
+      <w:proofErr w:type="spellStart"/>
+      <w:r>
+        <w:rPr>
+          <w:bCs/>
+        </w:rPr>
+        <w:t>decrypt_dict</w:t>
+      </w:r>
+      <w:proofErr w:type="spellEnd"/>
+      <w:r>
+        <w:rPr>
+          <w:bCs/>
+        </w:rPr>
+        <w:t xml:space="preserve"> = {}</w:t>
+      </w:r>
+    </w:p>
+    <w:p>
+      <w:pPr>
+        <w:spacing w:after="0" w:line="240" w:lineRule="auto"/>
+        <w:rPr>
+          <w:bCs/>
+        </w:rPr>
+      </w:pPr>
+    </w:p>
+    <w:p>
+      <w:pPr>
+        <w:spacing w:after="0" w:line="240" w:lineRule="auto"/>
+        <w:rPr>
+          <w:bCs/>
+        </w:rPr>
+      </w:pPr>
+      <w:r>
+        <w:rPr>
+          <w:bCs/>
+        </w:rPr>
+        <w:t xml:space="preserve">for </w:t>
+      </w:r>
+      <w:proofErr w:type="spellStart"/>
+      <w:r>
+        <w:rPr>
+          <w:bCs/>
+        </w:rPr>
+        <w:t>i</w:t>
+      </w:r>
+      <w:proofErr w:type="spellEnd"/>
+      <w:r>
+        <w:rPr>
+          <w:bCs/>
+        </w:rPr>
+        <w:t xml:space="preserve"> in </w:t>
+      </w:r>
+      <w:proofErr w:type="gramStart"/>
+      <w:r>
+        <w:rPr>
+          <w:bCs/>
+        </w:rPr>
+        <w:t>range(</w:t>
+      </w:r>
+      <w:proofErr w:type="gramEnd"/>
+      <w:r>
+        <w:rPr>
+          <w:bCs/>
+        </w:rPr>
+        <w:t>26):</w:t>
+      </w:r>
+    </w:p>
+    <w:p>
+      <w:pPr>
+        <w:spacing w:after="0" w:line="240" w:lineRule="auto"/>
+        <w:rPr>
+          <w:bCs/>
+        </w:rPr>
+      </w:pPr>
+      <w:r>
+        <w:rPr>
+          <w:bCs/>
+        </w:rPr>
+        <w:t xml:space="preserve">    </w:t>
+      </w:r>
+      <w:proofErr w:type="spellStart"/>
+      <w:r>
+        <w:rPr>
+          <w:bCs/>
+        </w:rPr>
+        <w:t>encrypt_dict</w:t>
+      </w:r>
+      <w:proofErr w:type="spellEnd"/>
+      <w:r>
+        <w:rPr>
+          <w:bCs/>
+        </w:rPr>
+        <w:t>[alphabet[</w:t>
+      </w:r>
+      <w:proofErr w:type="spellStart"/>
+      <w:r>
+        <w:rPr>
+          <w:bCs/>
+        </w:rPr>
+        <w:t>i</w:t>
+      </w:r>
+      <w:proofErr w:type="spellEnd"/>
+      <w:r>
+        <w:rPr>
+          <w:bCs/>
+        </w:rPr>
+        <w:t>]] = key[</w:t>
+      </w:r>
+      <w:proofErr w:type="spellStart"/>
+      <w:r>
+        <w:rPr>
+          <w:bCs/>
+        </w:rPr>
+        <w:t>i</w:t>
+      </w:r>
+      <w:proofErr w:type="spellEnd"/>
+      <w:r>
+        <w:rPr>
+          <w:bCs/>
+        </w:rPr>
+        <w:t>]</w:t>
+      </w:r>
+    </w:p>
+    <w:p>
+      <w:pPr>
+        <w:spacing w:after="0" w:line="240" w:lineRule="auto"/>
+        <w:rPr>
+          <w:bCs/>
+        </w:rPr>
+      </w:pPr>
+      <w:r>
+        <w:rPr>
+          <w:bCs/>
+        </w:rPr>
+        <w:t xml:space="preserve">    </w:t>
+      </w:r>
+      <w:proofErr w:type="spellStart"/>
+      <w:r>
+        <w:rPr>
+          <w:bCs/>
+        </w:rPr>
+        <w:t>decrypt_dict</w:t>
+      </w:r>
+      <w:proofErr w:type="spellEnd"/>
+      <w:r>
+        <w:rPr>
+          <w:bCs/>
+        </w:rPr>
+        <w:t>[key[</w:t>
+      </w:r>
+      <w:proofErr w:type="spellStart"/>
+      <w:r>
+        <w:rPr>
+          <w:bCs/>
+        </w:rPr>
+        <w:t>i</w:t>
+      </w:r>
+      <w:proofErr w:type="spellEnd"/>
+      <w:r>
+        <w:rPr>
+          <w:bCs/>
+        </w:rPr>
+        <w:t>]] = alphabet[</w:t>
+      </w:r>
+      <w:proofErr w:type="spellStart"/>
+      <w:r>
+        <w:rPr>
+          <w:bCs/>
+        </w:rPr>
+        <w:t>i</w:t>
+      </w:r>
+      <w:proofErr w:type="spellEnd"/>
+      <w:r>
+        <w:rPr>
+          <w:bCs/>
+        </w:rPr>
+        <w:t>]</w:t>
+      </w:r>
+    </w:p>
+    <w:p>
+      <w:pPr>
+        <w:spacing w:after="0" w:line="240" w:lineRule="auto"/>
+        <w:rPr>
+          <w:bCs/>
+        </w:rPr>
+      </w:pPr>
+    </w:p>
+    <w:p>
+      <w:pPr>
+        <w:spacing w:after="0" w:line="240" w:lineRule="auto"/>
+        <w:rPr>
+          <w:bCs/>
+        </w:rPr>
+      </w:pPr>
+      <w:r>
+        <w:rPr>
+          <w:bCs/>
+        </w:rPr>
+        <w:t xml:space="preserve">plaintext = </w:t>
+      </w:r>
+      <w:proofErr w:type="gramStart"/>
+      <w:r>
+        <w:rPr>
+          <w:bCs/>
+        </w:rPr>
+        <w:t>input(</w:t>
+      </w:r>
+      <w:proofErr w:type="gramEnd"/>
+      <w:r>
+        <w:rPr>
+          <w:bCs/>
+        </w:rPr>
+        <w:t>"Enter Plaintext: "</w:t>
+      </w:r>
+      <w:proofErr w:type="gramStart"/>
+      <w:r>
+        <w:rPr>
+          <w:bCs/>
+        </w:rPr>
+        <w:t>).upper</w:t>
+      </w:r>
+      <w:proofErr w:type="gramEnd"/>
+      <w:r>
+        <w:rPr>
+          <w:bCs/>
+        </w:rPr>
+        <w:t>()</w:t>
+      </w:r>
+    </w:p>
+    <w:p>
+      <w:pPr>
+        <w:spacing w:after="0" w:line="240" w:lineRule="auto"/>
+        <w:rPr>
+          <w:bCs/>
+        </w:rPr>
+      </w:pPr>
+    </w:p>
+    <w:p>
+      <w:pPr>
+        <w:spacing w:after="0" w:line="240" w:lineRule="auto"/>
+        <w:rPr>
+          <w:bCs/>
+        </w:rPr>
+      </w:pPr>
+      <w:r>
+        <w:rPr>
+          <w:bCs/>
+        </w:rPr>
+        <w:t>ciphertext = ""</w:t>
+      </w:r>
+    </w:p>
+    <w:p>
+      <w:pPr>
+        <w:spacing w:after="0" w:line="240" w:lineRule="auto"/>
+        <w:rPr>
+          <w:bCs/>
+        </w:rPr>
+      </w:pPr>
+    </w:p>
+    <w:p>
+      <w:pPr>
+        <w:spacing w:after="0" w:line="240" w:lineRule="auto"/>
+        <w:rPr>
+          <w:bCs/>
+        </w:rPr>
+      </w:pPr>
+      <w:r>
+        <w:rPr>
+          <w:bCs/>
+        </w:rPr>
+        <w:t>for ch in plaintext:</w:t>
+      </w:r>
+    </w:p>
+    <w:p>
+      <w:pPr>
+        <w:spacing w:after="0" w:line="240" w:lineRule="auto"/>
+        <w:rPr>
+          <w:bCs/>
+        </w:rPr>
+      </w:pPr>
+      <w:r>
+        <w:rPr>
+          <w:bCs/>
+        </w:rPr>
+        <w:t xml:space="preserve">    if ch in </w:t>
+      </w:r>
+      <w:proofErr w:type="spellStart"/>
+      <w:r>
+        <w:rPr>
+          <w:bCs/>
+        </w:rPr>
+        <w:t>encrypt_dict</w:t>
+      </w:r>
+      <w:proofErr w:type="spellEnd"/>
+      <w:r>
+        <w:rPr>
+          <w:bCs/>
+        </w:rPr>
+        <w:t>:</w:t>
+      </w:r>
+    </w:p>
+    <w:p>
+      <w:pPr>
+        <w:spacing w:after="0" w:line="240" w:lineRule="auto"/>
+        <w:rPr>
+          <w:bCs/>
+        </w:rPr>
+      </w:pPr>
+      <w:r>
+        <w:rPr>
+          <w:bCs/>
+        </w:rPr>
+        <w:t xml:space="preserve">        ciphertext += </w:t>
+      </w:r>
+      <w:proofErr w:type="spellStart"/>
+      <w:r>
+        <w:rPr>
+          <w:bCs/>
+        </w:rPr>
+        <w:t>encrypt_dict</w:t>
+      </w:r>
+      <w:proofErr w:type="spellEnd"/>
+      <w:r>
+        <w:rPr>
+          <w:bCs/>
+        </w:rPr>
+        <w:t>[ch]</w:t>
+      </w:r>
+    </w:p>
+    <w:p>
+      <w:pPr>
+        <w:spacing w:after="0" w:line="240" w:lineRule="auto"/>
+        <w:rPr>
+          <w:bCs/>
+        </w:rPr>
+      </w:pPr>
+      <w:r>
+        <w:rPr>
+          <w:bCs/>
+        </w:rPr>
+        <w:t xml:space="preserve">    else:</w:t>
+      </w:r>
+    </w:p>
+    <w:p>
+      <w:pPr>
+        <w:spacing w:after="0" w:line="240" w:lineRule="auto"/>
+        <w:rPr>
+          <w:bCs/>
+        </w:rPr>
+      </w:pPr>
+      <w:r>
+        <w:rPr>
+          <w:bCs/>
+        </w:rPr>
+        <w:t xml:space="preserve">        ciphertext += ch</w:t>
+      </w:r>
+    </w:p>
+    <w:p>
+      <w:pPr>
+        <w:spacing w:after="0" w:line="240" w:lineRule="auto"/>
+        <w:rPr>
+          <w:bCs/>
+        </w:rPr>
+      </w:pPr>
+    </w:p>
+    <w:p>
+      <w:pPr>
+        <w:spacing w:after="0" w:line="240" w:lineRule="auto"/>
+        <w:rPr>
+          <w:bCs/>
+        </w:rPr>
+      </w:pPr>
+      <w:proofErr w:type="gramStart"/>
+      <w:r>
+        <w:rPr>
+          <w:bCs/>
+        </w:rPr>
+        <w:t>print(</w:t>
+      </w:r>
+      <w:proofErr w:type="gramEnd"/>
+      <w:r>
+        <w:rPr>
+          <w:bCs/>
+        </w:rPr>
+        <w:t>"Encrypted Text:", ciphertext)</w:t>
+      </w:r>
+    </w:p>
+    <w:p>
+      <w:pPr>
+        <w:spacing w:after="0" w:line="240" w:lineRule="auto"/>
+        <w:rPr>
+          <w:bCs/>
+        </w:rPr>
+      </w:pPr>
+    </w:p>
+    <w:p>
+      <w:pPr>
+        <w:spacing w:after="0" w:line="240" w:lineRule="auto"/>
+        <w:rPr>
+          <w:bCs/>
+        </w:rPr>
+      </w:pPr>
+      <w:r>
+        <w:rPr>
+          <w:bCs/>
+        </w:rPr>
+        <w:t>decrypted = ""</w:t>
+      </w:r>
+    </w:p>
+    <w:p>
+      <w:pPr>
+        <w:spacing w:after="0" w:line="240" w:lineRule="auto"/>
+        <w:rPr>
+          <w:bCs/>
+        </w:rPr>
+      </w:pPr>
+    </w:p>
+    <w:p>
+      <w:pPr>
+        <w:spacing w:after="0" w:line="240" w:lineRule="auto"/>
+        <w:rPr>
+          <w:bCs/>
+        </w:rPr>
+      </w:pPr>
+      <w:r>
+        <w:rPr>
+          <w:bCs/>
+        </w:rPr>
+        <w:t>for ch in ciphertext:</w:t>
+      </w:r>
+    </w:p>
+    <w:p>
+      <w:pPr>
+        <w:spacing w:after="0" w:line="240" w:lineRule="auto"/>
+        <w:rPr>
+          <w:bCs/>
+        </w:rPr>
+      </w:pPr>
+      <w:r>
+        <w:rPr>
+          <w:bCs/>
+        </w:rPr>
+        <w:t xml:space="preserve">    if ch in </w:t>
+      </w:r>
+      <w:proofErr w:type="spellStart"/>
+      <w:r>
+        <w:rPr>
+          <w:bCs/>
+        </w:rPr>
+        <w:t>decrypt_dict</w:t>
+      </w:r>
+      <w:proofErr w:type="spellEnd"/>
+      <w:r>
+        <w:rPr>
+          <w:bCs/>
+        </w:rPr>
+        <w:t>:</w:t>
+      </w:r>
+    </w:p>
+    <w:p>
+      <w:pPr>
+        <w:spacing w:after="0" w:line="240" w:lineRule="auto"/>
+        <w:rPr>
+          <w:bCs/>
+        </w:rPr>
+      </w:pPr>
+      <w:r>
+        <w:rPr>
+          <w:bCs/>
+        </w:rPr>
+        <w:t xml:space="preserve">        decrypted += </w:t>
+      </w:r>
+      <w:proofErr w:type="spellStart"/>
+      <w:r>
+        <w:rPr>
+          <w:bCs/>
+        </w:rPr>
+        <w:t>decrypt_dict</w:t>
+      </w:r>
+      <w:proofErr w:type="spellEnd"/>
+      <w:r>
+        <w:rPr>
+          <w:bCs/>
+        </w:rPr>
+        <w:t>[ch]</w:t>
+      </w:r>
+    </w:p>
+    <w:p>
+      <w:pPr>
+        <w:spacing w:after="0" w:line="240" w:lineRule="auto"/>
+        <w:rPr>
+          <w:bCs/>
+        </w:rPr>
+      </w:pPr>
+      <w:r>
+        <w:rPr>
+          <w:bCs/>
+        </w:rPr>
+        <w:t xml:space="preserve">    else:</w:t>
+      </w:r>
+    </w:p>
+    <w:p>
+      <w:pPr>
+        <w:spacing w:after="0" w:line="240" w:lineRule="auto"/>
+        <w:rPr>
+          <w:bCs/>
+        </w:rPr>
+      </w:pPr>
+      <w:r>
+        <w:rPr>
+          <w:bCs/>
+        </w:rPr>
+        <w:t xml:space="preserve">        decrypted += ch</w:t>
+      </w:r>
+    </w:p>
+    <w:p>
+      <w:pPr>
+        <w:spacing w:after="0" w:line="240" w:lineRule="auto"/>
+        <w:rPr>
+          <w:bCs/>
+        </w:rPr>
+      </w:pPr>
+    </w:p>
+    <w:p>
+      <w:pPr>
+        <w:spacing w:after="0" w:line="240" w:lineRule="auto"/>
+        <w:rPr>
+          <w:bCs/>
+        </w:rPr>
+      </w:pPr>
+      <w:proofErr w:type="gramStart"/>
+      <w:r>
+        <w:rPr>
+          <w:bCs/>
+        </w:rPr>
+        <w:t>print(</w:t>
+      </w:r>
+      <w:proofErr w:type="gramEnd"/>
+      <w:r>
+        <w:rPr>
+          <w:bCs/>
+        </w:rPr>
+        <w:t>"Decrypted Text:", decrypted)</w:t>
+      </w:r>
+    </w:p>
+    <w:p>
+      <w:pPr>
+        <w:spacing w:after="0" w:line="240" w:lineRule="auto"/>
+        <w:rPr>
+          <w:bCs/>
+        </w:rPr>
+      </w:pPr>
+    </w:p>
+    <w:p>
+      <w:pPr>
+        <w:spacing w:after="0" w:line="240" w:lineRule="auto"/>
+        <w:rPr>
+          <w:bCs/>
+        </w:rPr>
+      </w:pPr>
+    </w:p>
+    <w:p>
+      <w:pPr>
+        <w:spacing w:after="0" w:line="240" w:lineRule="auto"/>
+        <w:rPr>
+          <w:b/>
+        </w:rPr>
+      </w:pPr>
+      <w:r>
+        <w:rPr>
+          <w:b/>
+        </w:rPr>
+        <w:t>Output:</w:t>
+      </w:r>
+    </w:p>
+    <w:p>
+      <w:pPr>
+        <w:spacing w:after="0" w:line="240" w:lineRule="auto"/>
+        <w:rPr>
+          <w:b/>
+        </w:rPr>
+      </w:pPr>
+      <w:r>
+        <w:rPr>
+          <w:noProof/>
+        </w:rPr>
+        <w:drawing>
+          <wp:inline distT="0" distB="0" distL="0" distR="0" wp14:anchorId="0C05434E" wp14:editId="7E26611D">
+            <wp:extent cx="5486400" cy="817880"/>
+            <wp:effectExtent l="0" t="0" r="0" b="1270"/>
+            <wp:docPr id="1792907353" name="Picture 1"/>
+            <wp:cNvGraphicFramePr>
+              <a:graphicFrameLocks xmlns:a="http://schemas.openxmlformats.org/drawingml/2006/main" noChangeAspect="1"/>
+            </wp:cNvGraphicFramePr>
+            <a:graphic xmlns:a="http://schemas.openxmlformats.org/drawingml/2006/main">
+              <a:graphicData uri="http://schemas.openxmlformats.org/drawingml/2006/picture">
+                <pic:pic xmlns:pic="http://schemas.openxmlformats.org/drawingml/2006/picture">
+                  <pic:nvPicPr>
+                    <pic:cNvPr id="1792907353" name=""/>
+                    <pic:cNvPicPr/>
+                  </pic:nvPicPr>
+                  <pic:blipFill>
+                    <a:blip r:embed="rId11"/>
+                    <a:stretch>
+                      <a:fillRect/>
+                    </a:stretch>
+                  </pic:blipFill>
+                  <pic:spPr>
+                    <a:xfrm>
+                      <a:off x="0" y="0"/>
+                      <a:ext cx="5486400" cy="817880"/>
+                    </a:xfrm>
+                    <a:prstGeom prst="rect">
+                      <a:avLst/>
+                    </a:prstGeom>
+                  </pic:spPr>
+                </pic:pic>
+              </a:graphicData>
+            </a:graphic>
+          </wp:inline>
+        </w:drawing>
+      </w:r>
+    </w:p>
+    <w:p>
+      <w:pPr>
+        <w:spacing w:after="0" w:line="240" w:lineRule="auto"/>
+        <w:rPr>
+          <w:b/>
+        </w:rPr>
+      </w:pPr>
+    </w:p>
+    <w:p>
+      <w:pPr>
+        <w:spacing w:after="0" w:line="240" w:lineRule="auto"/>
+        <w:rPr>
+          <w:b/>
+        </w:rPr>
+      </w:pPr>
+    </w:p>
+    <w:p>
+      <w:pPr>
+        <w:spacing w:after="0" w:line="240" w:lineRule="auto"/>
+        <w:rPr>
+          <w:b/>
+        </w:rPr>
+      </w:pPr>
+    </w:p>
+    <w:p>
+      <w:pPr>
+        <w:pStyle w:val="Heading2"/>
+      </w:pPr>
+      <w:r>
+        <w:t xml:space="preserve">Experiment No: </w:t>
+      </w:r>
+      <w:r>
+        <w:t>7</w:t>
       </w:r>
     </w:p>
     <w:p>
@@ -2946,13 +3922,6 @@
           <w:sz w:val="18"/>
         </w:rPr>
         <w:br/>
-      </w:r>
-      <w:r>
-        <w:rPr>
-          <w:rFonts w:ascii="Courier New" w:hAnsi="Courier New"/>
-          <w:sz w:val="18"/>
-        </w:rPr>
-        <w:lastRenderedPageBreak/>
         <w:t>print(unpad(cipher.decrypt(encrypted),DES.block_size).decode())</w:t>
       </w:r>
       <w:r>
@@ -3012,7 +3981,7 @@
                     <pic:cNvPicPr/>
                   </pic:nvPicPr>
                   <pic:blipFill>
-                    <a:blip r:embed="rId11"/>
+                    <a:blip r:embed="rId12"/>
                     <a:stretch>
                       <a:fillRect/>
                     </a:stretch>
@@ -3044,7 +4013,7 @@
 </file>
 
 <file path=word/numbering.xml><?xml version="1.0" encoding="utf-8"?>
-<w:numbering xmlns:wpc="http://schemas.microsoft.com/office/word/2010/wordprocessingCanvas" xmlns:cx="http://schemas.microsoft.com/office/drawing/2014/chartex" xmlns:cx1="http://schemas.microsoft.com/office/drawing/2015/9/8/chartex" xmlns:cx2="http://schemas.microsoft.com/office/drawing/2015/10/21/chartex" xmlns:cx3="http://schemas.microsoft.com/office/drawing/2016/5/9/chartex" xmlns:cx4="http://schemas.microsoft.com/office/drawing/2016/5/10/chartex" xmlns:cx5="http://schemas.microsoft.com/office/drawing/2016/5/11/chartex" xmlns:cx6="http://schemas.microsoft.com/office/drawing/2016/5/12/chartex" xmlns:cx7="http://schemas.microsoft.com/office/drawing/2016/5/13/chartex" xmlns:cx8="http://schemas.microsoft.com/office/drawing/2016/5/14/chartex" xmlns:mc="http://schemas.openxmlformats.org/markup-compatibility/2006" xmlns:aink="http://schemas.microsoft.com/office/drawing/2016/ink" xmlns:am3d="http://schemas.microsoft.com/office/drawing/2017/model3d" xmlns:o="urn:schemas-microsoft-com:office:office" xmlns:oel="http://schemas.microsoft.com/office/2019/extlst" xmlns:r="http://schemas.openxmlformats.org/officeDocument/2006/relationships" xmlns:m="http://schemas.openxmlformats.org/officeDocument/2006/math" xmlns:v="urn:schemas-microsoft-com:vml" xmlns:wp14="http://schemas.microsoft.com/office/word/2010/wordprocessingDrawing" xmlns:wp="http://schemas.openxmlformats.org/drawingml/2006/wordprocessingDrawing" xmlns:w10="urn:schemas-microsoft-com:office:word" xmlns:w="http://schemas.openxmlformats.org/wordprocessingml/2006/main" xmlns:w14="http://schemas.microsoft.com/office/word/2010/wordml" xmlns:w15="http://schemas.microsoft.com/office/word/2012/wordml" xmlns:w16cex="http://schemas.microsoft.com/office/word/2018/wordml/cex" xmlns:w16cid="http://schemas.microsoft.com/office/word/2016/wordml/cid" xmlns:w16="http://schemas.microsoft.com/office/word/2018/wordml" xmlns:w16du="http://schemas.microsoft.com/office/word/2023/wordml/word16du" xmlns:w16sdtdh="http://schemas.microsoft.com/office/word/2020/wordml/sdtdatahash" xmlns:w16sdtfl="http://schemas.microsoft.com/office/word/2024/wordml/sdtformatlock" xmlns:w16se="http://schemas.microsoft.com/office/word/2015/wordml/symex" xmlns:wpg="http://schemas.microsoft.com/office/word/2010/wordprocessingGroup" xmlns:wpi="http://schemas.microsoft.com/office/word/2010/wordprocessingInk" xmlns:wne="http://schemas.microsoft.com/office/word/2006/wordml" xmlns:wps="http://schemas.microsoft.com/office/word/2010/wordprocessingShape" mc:Ignorable="w14 w15 w16se w16cid w16 w16cex w16sdtdh w16sdtfl w16du wp14">
+<w:numbering xmlns:wpc="http://schemas.microsoft.com/office/word/2010/wordprocessingCanvas" xmlns:cx="http://schemas.microsoft.com/office/drawing/2014/chartex" xmlns:cx1="http://schemas.microsoft.com/office/drawing/2015/9/8/chartex" xmlns:cx2="http://schemas.microsoft.com/office/drawing/2015/10/21/chartex" xmlns:cx3="http://schemas.microsoft.com/office/drawing/2016/5/9/chartex" xmlns:cx4="http://schemas.microsoft.com/office/drawing/2016/5/10/chartex" xmlns:cx5="http://schemas.microsoft.com/office/drawing/2016/5/11/chartex" xmlns:cx6="http://schemas.microsoft.com/office/drawing/2016/5/12/chartex" xmlns:cx7="http://schemas.microsoft.com/office/drawing/2016/5/13/chartex" xmlns:cx8="http://schemas.microsoft.com/office/drawing/2016/5/14/chartex" xmlns:mc="http://schemas.openxmlformats.org/markup-compatibility/2006" xmlns:aink="http://schemas.microsoft.com/office/drawing/2016/ink" xmlns:am3d="http://schemas.microsoft.com/office/drawing/2017/model3d" xmlns:o="urn:schemas-microsoft-com:office:office" xmlns:oel="http://schemas.microsoft.com/office/2019/extlst" xmlns:r="http://schemas.openxmlformats.org/officeDocument/2006/relationships" xmlns:m="http://schemas.openxmlformats.org/officeDocument/2006/math" xmlns:v="urn:schemas-microsoft-com:vml" xmlns:wp14="http://schemas.microsoft.com/office/word/2010/wordprocessingDrawing" xmlns:wp="http://schemas.openxmlformats.org/drawingml/2006/wordprocessingDrawing" xmlns:w10="urn:schemas-microsoft-com:office:word" xmlns:w="http://schemas.openxmlformats.org/wordprocessingml/2006/main" xmlns:w14="http://schemas.microsoft.com/office/word/2010/wordml" xmlns:w15="http://schemas.microsoft.com/office/word/2012/wordml" xmlns:w16cei="http://schemas.microsoft.com/office/word/2026/wordml/cei" xmlns:w16cex="http://schemas.microsoft.com/office/word/2018/wordml/cex" xmlns:w16cid="http://schemas.microsoft.com/office/word/2016/wordml/cid" xmlns:w16="http://schemas.microsoft.com/office/word/2018/wordml" xmlns:w16du="http://schemas.microsoft.com/office/word/2023/wordml/word16du" xmlns:w16sdtdh="http://schemas.microsoft.com/office/word/2020/wordml/sdtdatahash" xmlns:w16sdtfl="http://schemas.microsoft.com/office/word/2024/wordml/sdtformatlock" xmlns:w16se="http://schemas.microsoft.com/office/word/2015/wordml/symex" xmlns:wpg="http://schemas.microsoft.com/office/word/2010/wordprocessingGroup" xmlns:wpi="http://schemas.microsoft.com/office/word/2010/wordprocessingInk" xmlns:wne="http://schemas.microsoft.com/office/word/2006/wordml" xmlns:wps="http://schemas.microsoft.com/office/word/2010/wordprocessingShape" mc:Ignorable="w14 w15 w16se w16cid w16 w16cex w16sdtdh w16sdtfl w16du wp14">
   <w:abstractNum w:abstractNumId="0" w15:restartNumberingAfterBreak="0">
     <w:nsid w:val="FFFFFF7C"/>
     <w:multiLevelType w:val="singleLevel"/>
@@ -3214,6 +4183,92 @@
       <w:rPr>
         <w:rFonts w:ascii="Symbol" w:hAnsi="Symbol" w:hint="default"/>
       </w:rPr>
+    </w:lvl>
+  </w:abstractNum>
+  <w:abstractNum w:abstractNumId="9" w15:restartNumberingAfterBreak="0">
+    <w:nsid w:val="633667CD"/>
+    <w:multiLevelType w:val="hybridMultilevel"/>
+    <w:tmpl w:val="ED9AD7FA"/>
+    <w:lvl w:ilvl="0" w:tplc="0409000F">
+      <w:start w:val="1"/>
+      <w:numFmt w:val="decimal"/>
+      <w:lvlText w:val="%1."/>
+      <w:lvlJc w:val="left"/>
+      <w:pPr>
+        <w:ind w:left="720" w:hanging="360"/>
+      </w:pPr>
+    </w:lvl>
+    <w:lvl w:ilvl="1" w:tplc="04090019" w:tentative="1">
+      <w:start w:val="1"/>
+      <w:numFmt w:val="lowerLetter"/>
+      <w:lvlText w:val="%2."/>
+      <w:lvlJc w:val="left"/>
+      <w:pPr>
+        <w:ind w:left="1440" w:hanging="360"/>
+      </w:pPr>
+    </w:lvl>
+    <w:lvl w:ilvl="2" w:tplc="0409001B" w:tentative="1">
+      <w:start w:val="1"/>
+      <w:numFmt w:val="lowerRoman"/>
+      <w:lvlText w:val="%3."/>
+      <w:lvlJc w:val="right"/>
+      <w:pPr>
+        <w:ind w:left="2160" w:hanging="180"/>
+      </w:pPr>
+    </w:lvl>
+    <w:lvl w:ilvl="3" w:tplc="0409000F" w:tentative="1">
+      <w:start w:val="1"/>
+      <w:numFmt w:val="decimal"/>
+      <w:lvlText w:val="%4."/>
+      <w:lvlJc w:val="left"/>
+      <w:pPr>
+        <w:ind w:left="2880" w:hanging="360"/>
+      </w:pPr>
+    </w:lvl>
+    <w:lvl w:ilvl="4" w:tplc="04090019" w:tentative="1">
+      <w:start w:val="1"/>
+      <w:numFmt w:val="lowerLetter"/>
+      <w:lvlText w:val="%5."/>
+      <w:lvlJc w:val="left"/>
+      <w:pPr>
+        <w:ind w:left="3600" w:hanging="360"/>
+      </w:pPr>
+    </w:lvl>
+    <w:lvl w:ilvl="5" w:tplc="0409001B" w:tentative="1">
+      <w:start w:val="1"/>
+      <w:numFmt w:val="lowerRoman"/>
+      <w:lvlText w:val="%6."/>
+      <w:lvlJc w:val="right"/>
+      <w:pPr>
+        <w:ind w:left="4320" w:hanging="180"/>
+      </w:pPr>
+    </w:lvl>
+    <w:lvl w:ilvl="6" w:tplc="0409000F" w:tentative="1">
+      <w:start w:val="1"/>
+      <w:numFmt w:val="decimal"/>
+      <w:lvlText w:val="%7."/>
+      <w:lvlJc w:val="left"/>
+      <w:pPr>
+        <w:ind w:left="5040" w:hanging="360"/>
+      </w:pPr>
+    </w:lvl>
+    <w:lvl w:ilvl="7" w:tplc="04090019" w:tentative="1">
+      <w:start w:val="1"/>
+      <w:numFmt w:val="lowerLetter"/>
+      <w:lvlText w:val="%8."/>
+      <w:lvlJc w:val="left"/>
+      <w:pPr>
+        <w:ind w:left="5760" w:hanging="360"/>
+      </w:pPr>
+    </w:lvl>
+    <w:lvl w:ilvl="8" w:tplc="0409001B" w:tentative="1">
+      <w:start w:val="1"/>
+      <w:numFmt w:val="lowerRoman"/>
+      <w:lvlText w:val="%9."/>
+      <w:lvlJc w:val="right"/>
+      <w:pPr>
+        <w:ind w:left="6480" w:hanging="180"/>
+      </w:pPr>
     </w:lvl>
   </w:abstractNum>
   <w:num w:numId="1" w16cid:durableId="1029601725">
@@ -3281,6 +4336,9 @@
   </w:num>
   <w:num w:numId="22" w16cid:durableId="1213926927">
     <w:abstractNumId w:val="7"/>
+  </w:num>
+  <w:num w:numId="23" w16cid:durableId="1382635728">
+    <w:abstractNumId w:val="9"/>
   </w:num>
 </w:numbering>
 </file>
@@ -3674,7 +4732,7 @@
   <w:style w:type="paragraph" w:default="1" w:styleId="Normal">
     <w:name w:val="Normal"/>
     <w:qFormat/>
-    <w:rsid w:val="00FC693F"/>
+    <w:rsid w:val="007A46AB"/>
   </w:style>
   <w:style w:type="paragraph" w:styleId="Heading1">
     <w:name w:val="heading 1"/>

--- a/Lab Experiments/Lab Exp.docx
+++ b/Lab Experiments/Lab Exp.docx
@@ -2805,7 +2805,10 @@
         <w:pStyle w:val="Heading2"/>
       </w:pPr>
       <w:r>
-        <w:t>Experiment No: 7</w:t>
+        <w:t xml:space="preserve">Experiment No: </w:t>
+      </w:r>
+      <w:r>
+        <w:t>6</w:t>
       </w:r>
     </w:p>
     <w:p>
@@ -2818,57 +2821,45 @@
         <w:rPr>
           <w:b/>
         </w:rPr>
-        <w:t>Experiment Name:</w:t>
-      </w:r>
+        <w:t xml:space="preserve">Experiment Name: </w:t>
+      </w:r>
+      <w:r>
+        <w:rPr>
+          <w:bCs/>
+        </w:rPr>
+        <w:t>Monoalphabetic Cipher</w:t>
+      </w:r>
+    </w:p>
+    <w:p>
+      <w:pPr>
+        <w:rPr>
+          <w:bCs/>
+        </w:rPr>
+      </w:pPr>
       <w:r>
         <w:rPr>
           <w:b/>
         </w:rPr>
-        <w:t xml:space="preserve"> </w:t>
+        <w:t xml:space="preserve">Aim: </w:t>
       </w:r>
       <w:r>
         <w:rPr>
           <w:bCs/>
         </w:rPr>
-        <w:t>Monoalphabetic Cipher</w:t>
-      </w:r>
-    </w:p>
-    <w:p>
-      <w:pPr>
-        <w:rPr>
-          <w:bCs/>
-        </w:rPr>
-      </w:pPr>
-      <w:r>
+        <w:t>To implement the Monoalphabetic Cipher using Python for encryption and decryption.</w:t>
+      </w:r>
+    </w:p>
+    <w:p>
+      <w:pPr>
         <w:rPr>
           <w:b/>
         </w:rPr>
-        <w:t xml:space="preserve">Aim: </w:t>
-      </w:r>
-      <w:r>
-        <w:rPr>
-          <w:bCs/>
-        </w:rPr>
-        <w:t>To implement the Monoalphabetic Cipher using Python for encryption and decryption.</w:t>
-      </w:r>
-    </w:p>
-    <w:p>
-      <w:pPr>
+      </w:pPr>
+      <w:r>
         <w:rPr>
           <w:b/>
         </w:rPr>
-      </w:pPr>
-      <w:r>
-        <w:rPr>
-          <w:b/>
-        </w:rPr>
-        <w:t>Algorithm:</w:t>
-      </w:r>
-      <w:r>
-        <w:rPr>
-          <w:b/>
-        </w:rPr>
-        <w:t xml:space="preserve"> </w:t>
+        <w:t xml:space="preserve">Algorithm: </w:t>
       </w:r>
     </w:p>
     <w:p>
@@ -4149,7 +4140,7 @@
   <w:abstractNum w:abstractNumId="7" w15:restartNumberingAfterBreak="0">
     <w:nsid w:val="FFFFFF88"/>
     <w:multiLevelType w:val="singleLevel"/>
-    <w:tmpl w:val="19E01C18"/>
+    <w:tmpl w:val="2812AF9C"/>
     <w:lvl w:ilvl="0">
       <w:start w:val="1"/>
       <w:numFmt w:val="decimal"/>
@@ -4339,6 +4330,39 @@
   </w:num>
   <w:num w:numId="23" w16cid:durableId="1382635728">
     <w:abstractNumId w:val="9"/>
+  </w:num>
+  <w:num w:numId="24" w16cid:durableId="1573008569">
+    <w:abstractNumId w:val="7"/>
+  </w:num>
+  <w:num w:numId="25" w16cid:durableId="596330845">
+    <w:abstractNumId w:val="7"/>
+  </w:num>
+  <w:num w:numId="26" w16cid:durableId="1855529392">
+    <w:abstractNumId w:val="7"/>
+  </w:num>
+  <w:num w:numId="27" w16cid:durableId="621232563">
+    <w:abstractNumId w:val="7"/>
+  </w:num>
+  <w:num w:numId="28" w16cid:durableId="1696616014">
+    <w:abstractNumId w:val="7"/>
+  </w:num>
+  <w:num w:numId="29" w16cid:durableId="620650724">
+    <w:abstractNumId w:val="7"/>
+  </w:num>
+  <w:num w:numId="30" w16cid:durableId="552933826">
+    <w:abstractNumId w:val="7"/>
+  </w:num>
+  <w:num w:numId="31" w16cid:durableId="149948037">
+    <w:abstractNumId w:val="7"/>
+  </w:num>
+  <w:num w:numId="32" w16cid:durableId="1797064069">
+    <w:abstractNumId w:val="7"/>
+  </w:num>
+  <w:num w:numId="33" w16cid:durableId="100153509">
+    <w:abstractNumId w:val="7"/>
+  </w:num>
+  <w:num w:numId="34" w16cid:durableId="1687903431">
+    <w:abstractNumId w:val="7"/>
   </w:num>
 </w:numbering>
 </file>
